--- a/landing-page/program-detail/girne-american-university/msc/02-msc-in-economics.docx
+++ b/landing-page/program-detail/girne-american-university/msc/02-msc-in-economics.docx
@@ -660,7 +660,7 @@
         <w:pStyle w:val="ListBullet"/>
       </w:pPr>
       <w:r>
-        <w:t>90% of GCC employers report skills gaps in the roles they hire for (Taggd GCC 2026 survey).</w:t>
+        <w:t>Employers across the GCC keep reporting skills gaps in the roles they hire for.</w:t>
       </w:r>
     </w:p>
     <w:p>

--- a/landing-page/program-detail/girne-american-university/msc/02-msc-in-economics.docx
+++ b/landing-page/program-detail/girne-american-university/msc/02-msc-in-economics.docx
@@ -54,7 +54,7 @@
         <w:pStyle w:val="Heading2"/>
       </w:pPr>
       <w:r>
-        <w:t>Programme at a Glance</w:t>
+        <w:t>Program at a Glance</w:t>
       </w:r>
     </w:p>
     <w:tbl>
@@ -253,7 +253,7 @@
         <w:pStyle w:val="Heading2"/>
       </w:pPr>
       <w:r>
-        <w:t>Programme Overview</w:t>
+        <w:t>Program Overview</w:t>
       </w:r>
     </w:p>
     <w:p>
@@ -271,15 +271,12 @@
         <w:pStyle w:val="Heading2"/>
       </w:pPr>
       <w:r>
-        <w:t>Why Choose This Programme</w:t>
+        <w:t>Why This Program</w:t>
       </w:r>
     </w:p>
     <w:p>
       <w:r>
-        <w:rPr>
-          <w:b/>
-        </w:rPr>
-        <w:t>Real thesis, real defence</w:t>
+        <w:t>**Real thesis, real defence**</w:t>
       </w:r>
     </w:p>
     <w:p>
@@ -289,23 +286,17 @@
     </w:p>
     <w:p>
       <w:r>
-        <w:rPr>
-          <w:b/>
-        </w:rPr>
-        <w:t>The diversification angle is real</w:t>
+        <w:t>**The diversification angle is real**</w:t>
       </w:r>
     </w:p>
     <w:p>
       <w:r>
-        <w:t>The GCC is actively building non-oil economies. That generates demand for people who can analyse growth, labour, and policy, beyond reading about them.</w:t>
+        <w:t>The GCC is actively building non-oil economies. That generates demand for people who can analyze growth, labor, and policy, beyond reading about them.</w:t>
       </w:r>
     </w:p>
     <w:p>
       <w:r>
-        <w:rPr>
-          <w:b/>
-        </w:rPr>
-        <w:t>Econometrics you can actually use</w:t>
+        <w:t>**Econometrics you can actually use**</w:t>
       </w:r>
     </w:p>
     <w:p>
@@ -315,10 +306,7 @@
     </w:p>
     <w:p>
       <w:r>
-        <w:rPr>
-          <w:b/>
-        </w:rPr>
-        <w:t>Accreditation that travels</w:t>
+        <w:t>**Accreditation that travels**</w:t>
       </w:r>
     </w:p>
     <w:p>
@@ -328,10 +316,7 @@
     </w:p>
     <w:p>
       <w:r>
-        <w:rPr>
-          <w:b/>
-        </w:rPr>
-        <w:t>Pacing built for working professionals</w:t>
+        <w:t>**Pacing built for working professionals**</w:t>
       </w:r>
     </w:p>
     <w:p>
@@ -341,26 +326,17 @@
     </w:p>
     <w:p>
       <w:r>
-        <w:rPr>
-          <w:b/>
-        </w:rPr>
-        <w:t>A straight path to doctoral study</w:t>
+        <w:t>**A straight path to doctoral study**</w:t>
       </w:r>
     </w:p>
     <w:p>
       <w:r>
-        <w:t>A recognised, defended thesis MSc is the standard prerequisite for PhD programmes, and this one is built to that convention.</w:t>
+        <w:t>A recognized, defended thesis MSc is the standard prerequisite for PhD programs, and this one is built to that convention.</w:t>
       </w:r>
     </w:p>
     <w:p>
       <w:r>
-        <w:rPr>
-          <w:b/>
-        </w:rPr>
-        <w:t xml:space="preserve">Honest take: </w:t>
-      </w:r>
-      <w:r>
-        <w:t>if you want economics as a decision-making lens for a management role rather than as a discipline, an MBA may serve you better. This degree is for people who want to practise economics, not only consume it.</w:t>
+        <w:t>Honest take: if you want economics as a decision-making lens for a management role rather than as a discipline, an MBA may serve you better. This degree is for people who want to practise economics, not only consume it.</w:t>
       </w:r>
     </w:p>
     <w:p>
@@ -400,7 +376,7 @@
         <w:pStyle w:val="ListBullet"/>
       </w:pPr>
       <w:r>
-        <w:t>Collect, clean, and analyse primary or secondary datasets</w:t>
+        <w:t>Collect, clean, and analyze primary or secondary datasets</w:t>
       </w:r>
     </w:p>
     <w:p>
@@ -424,7 +400,7 @@
         <w:pStyle w:val="ListBullet"/>
       </w:pPr>
       <w:r>
-        <w:t>Apply theory to Gulf-specific questions like diversification and labour policy</w:t>
+        <w:t>Apply theory to Gulf-specific questions like diversification and labor policy</w:t>
       </w:r>
     </w:p>
     <w:p>
@@ -533,7 +509,7 @@
         <w:pStyle w:val="Heading2"/>
       </w:pPr>
       <w:r>
-        <w:t>Programme Structure</w:t>
+        <w:t>Program Structure</w:t>
       </w:r>
     </w:p>
     <w:p>
@@ -612,7 +588,7 @@
         <w:pStyle w:val="ListBullet"/>
       </w:pPr>
       <w:r>
-        <w:t>Instalment plans in AED</w:t>
+        <w:t>Installment plans in AED</w:t>
       </w:r>
     </w:p>
     <w:p>
@@ -652,7 +628,7 @@
         <w:pStyle w:val="ListBullet"/>
       </w:pPr>
       <w:r>
-        <w:t>The region's diversification programmes generate continuous demand for analysts who can model growth and labour markets.</w:t>
+        <w:t>The region's diversification programs generate continuous demand for analysts who can model growth and labor markets.</w:t>
       </w:r>
     </w:p>
     <w:p>
@@ -668,7 +644,7 @@
         <w:pStyle w:val="ListBullet"/>
       </w:pPr>
       <w:r>
-        <w:t>Doctoral study interest is rising among GCC professionals; a recognised thesis MSc is the standard prerequisite.</w:t>
+        <w:t>Doctoral study interest is rising among GCC professionals; a recognized thesis MSc is the standard prerequisite.</w:t>
       </w:r>
     </w:p>
     <w:p>
@@ -692,7 +668,7 @@
         <w:pStyle w:val="ListBullet"/>
       </w:pPr>
       <w:r>
-        <w:t>Programme fee range across the portfolio: AED 16,000 to AED 40,000</w:t>
+        <w:t>Program fee range across the portfolio: AED 16,000 to AED 40,000</w:t>
       </w:r>
     </w:p>
     <w:p>
@@ -700,7 +676,7 @@
         <w:pStyle w:val="ListBullet"/>
       </w:pPr>
       <w:r>
-        <w:t>Exact fee for this programme: confirmed in writing at admission</w:t>
+        <w:t>Exact fee for this program: confirmed in writing at admission</w:t>
       </w:r>
     </w:p>
     <w:p>
@@ -708,7 +684,7 @@
         <w:pStyle w:val="ListBullet"/>
       </w:pPr>
       <w:r>
-        <w:t>Instalments in AED available</w:t>
+        <w:t>Installments in AED available</w:t>
       </w:r>
     </w:p>
     <w:p>
@@ -729,7 +705,7 @@
     </w:p>
     <w:p>
       <w:r>
-        <w:t>The written quote arrives before any payment commitment. Every programme we place works this way.</w:t>
+        <w:t>The written quote arrives before any payment commitment. Every program we place works this way.</w:t>
       </w:r>
     </w:p>
     <w:sectPr>
